--- a/RELEASE_NOTE_HK1_2026_2027.docx
+++ b/RELEASE_NOTE_HK1_2026_2027.docx
@@ -8,7 +8,7 @@
         <w:pStyle w:val="Heading1"/>
       </w:pPr>
       <w:r>
-        <w:t xml:space="preserve">THÔNG BÁO PHÁT HÀNH — Danh mục đề tài DATN (bản 23/08/2026 · hệ thống v1.5.1)</w:t>
+        <w:t xml:space="preserve">THÔNG BÁO PHÁT HÀNH — Danh mục đề tài DATN (bản 23/08/2026 · hệ thống v1.6.0)</w:t>
       </w:r>
     </w:p>
     <w:p>
@@ -82,7 +82,7 @@
         <w:t xml:space="preserve">“</w:t>
       </w:r>
       <w:r>
-        <w:t xml:space="preserve">Phiên bản 1.5.1 · 2026-08-23</w:t>
+        <w:t xml:space="preserve">Phiên bản 1.6.0 · 2026-08-23</w:t>
       </w:r>
       <w:r>
         <w:t xml:space="preserve">”</w:t>
@@ -1227,7 +1227,7 @@
         <w:t xml:space="preserve"> </w:t>
       </w:r>
       <w:r>
-        <w:t xml:space="preserve">là tùy chọn, chỉ mở khi qua Gate 2 (baseline, hạn 11/10/2026) đúng tiến độ.</w:t>
+        <w:t xml:space="preserve">là tùy chọn, chỉ mở khi qua Gate 2 (baseline — hết tuần 5 kể từ ngày nhận đề tài) đúng tiến độ.</w:t>
       </w:r>
     </w:p>
     <w:p>

--- a/RELEASE_NOTE_HK1_2026_2027.docx
+++ b/RELEASE_NOTE_HK1_2026_2027.docx
@@ -8,7 +8,7 @@
         <w:pStyle w:val="Heading1"/>
       </w:pPr>
       <w:r>
-        <w:t xml:space="preserve">THÔNG BÁO PHÁT HÀNH — Danh mục đề tài DATN (bản 23/08/2026 · hệ thống v1.6.0)</w:t>
+        <w:t>THÔNG BÁO PHÁT HÀNH — Danh mục đề tài DATN (bản 04/09/2026 · hệ thống v1.10.0)</w:t>
       </w:r>
     </w:p>
     <w:p>
@@ -82,7 +82,7 @@
         <w:t xml:space="preserve">“</w:t>
       </w:r>
       <w:r>
-        <w:t xml:space="preserve">Phiên bản 1.6.0 · 2026-08-23</w:t>
+        <w:t>Phiên bản 1.10.0 · 2026-09-04</w:t>
       </w:r>
       <w:r>
         <w:t xml:space="preserve">”</w:t>
@@ -1365,7 +1365,10 @@
       </w:r>
     </w:p>
     <w:bookmarkEnd w:id="20"/>
-    <w:sectPr/>
+    <w:sectPr>
+      <w:headerReference w:type="default" r:id="rId9"/>
+      <w:footerReference w:type="default" r:id="rId10"/>
+    </w:sectPr>
   </w:body>
 </w:document>
 </file>
@@ -1374,6 +1377,16 @@
 <w:comments xmlns:w="http://schemas.openxmlformats.org/wordprocessingml/2006/main" xmlns:m="http://schemas.openxmlformats.org/officeDocument/2006/math" xmlns:r="http://schemas.openxmlformats.org/officeDocument/2006/relationships" xmlns:o="urn:schemas-microsoft-com:office:office" xmlns:v="urn:schemas-microsoft-com:vml" xmlns:w10="urn:schemas-microsoft-com:office:word" xmlns:a="http://schemas.openxmlformats.org/drawingml/2006/main" xmlns:pic="http://schemas.openxmlformats.org/drawingml/2006/picture" xmlns:wp="http://schemas.openxmlformats.org/drawingml/2006/wordprocessingDrawing"/>
 </file>
 
+<file path=word/footer1.xml><?xml version="1.0" encoding="utf-8"?>
+<w:ftr xmlns:m="http://schemas.openxmlformats.org/officeDocument/2006/math" xmlns:mc="http://schemas.openxmlformats.org/markup-compatibility/2006" xmlns:mo="http://schemas.microsoft.com/office/mac/office/2008/main" xmlns:mv="urn:schemas-microsoft-com:mac:vml" xmlns:o="urn:schemas-microsoft-com:office:office" xmlns:r="http://schemas.openxmlformats.org/officeDocument/2006/relationships" xmlns:v="urn:schemas-microsoft-com:vml" xmlns:w10="urn:schemas-microsoft-com:office:word" xmlns:w14="http://schemas.microsoft.com/office/word/2010/wordml" xmlns:w="http://schemas.openxmlformats.org/wordprocessingml/2006/main" xmlns:wne="http://schemas.microsoft.com/office/word/2006/wordml" xmlns:wp14="http://schemas.microsoft.com/office/word/2010/wordprocessingDrawing" xmlns:wp="http://schemas.openxmlformats.org/drawingml/2006/wordprocessingDrawing" xmlns:wpc="http://schemas.microsoft.com/office/word/2010/wordprocessingCanvas" xmlns:wpg="http://schemas.microsoft.com/office/word/2010/wordprocessingGroup" xmlns:wpi="http://schemas.microsoft.com/office/word/2010/wordprocessingInk" xmlns:wps="http://schemas.microsoft.com/office/word/2010/wordprocessingShape" mc:Ignorable="w14 wp14">
+  <w:p>
+    <w:pPr>
+      <w:pStyle w:val="Footer"/>
+    </w:pPr>
+  </w:p>
+</w:ftr>
+</file>
+
 <file path=word/footnotes.xml><?xml version="1.0" encoding="utf-8"?>
 <w:footnotes xmlns:w="http://schemas.openxmlformats.org/wordprocessingml/2006/main" xmlns:m="http://schemas.openxmlformats.org/officeDocument/2006/math" xmlns:r="http://schemas.openxmlformats.org/officeDocument/2006/relationships" xmlns:o="urn:schemas-microsoft-com:office:office" xmlns:v="urn:schemas-microsoft-com:vml" xmlns:w10="urn:schemas-microsoft-com:office:word" xmlns:a="http://schemas.openxmlformats.org/drawingml/2006/main" xmlns:pic="http://schemas.openxmlformats.org/drawingml/2006/picture" xmlns:wp="http://schemas.openxmlformats.org/drawingml/2006/wordprocessingDrawing">
   <w:footnote w:type="continuationSeparator" w:id="0">
@@ -1391,6 +1404,16 @@
     </w:p>
   </w:footnote>
 </w:footnotes>
+</file>
+
+<file path=word/header1.xml><?xml version="1.0" encoding="utf-8"?>
+<w:hdr xmlns:m="http://schemas.openxmlformats.org/officeDocument/2006/math" xmlns:mc="http://schemas.openxmlformats.org/markup-compatibility/2006" xmlns:mo="http://schemas.microsoft.com/office/mac/office/2008/main" xmlns:mv="urn:schemas-microsoft-com:mac:vml" xmlns:o="urn:schemas-microsoft-com:office:office" xmlns:r="http://schemas.openxmlformats.org/officeDocument/2006/relationships" xmlns:v="urn:schemas-microsoft-com:vml" xmlns:w10="urn:schemas-microsoft-com:office:word" xmlns:w14="http://schemas.microsoft.com/office/word/2010/wordml" xmlns:w="http://schemas.openxmlformats.org/wordprocessingml/2006/main" xmlns:wne="http://schemas.microsoft.com/office/word/2006/wordml" xmlns:wp14="http://schemas.microsoft.com/office/word/2010/wordprocessingDrawing" xmlns:wp="http://schemas.openxmlformats.org/drawingml/2006/wordprocessingDrawing" xmlns:wpc="http://schemas.microsoft.com/office/word/2010/wordprocessingCanvas" xmlns:wpg="http://schemas.microsoft.com/office/word/2010/wordprocessingGroup" xmlns:wpi="http://schemas.microsoft.com/office/word/2010/wordprocessingInk" xmlns:wps="http://schemas.microsoft.com/office/word/2010/wordprocessingShape" mc:Ignorable="w14 wp14">
+  <w:p>
+    <w:pPr>
+      <w:pStyle w:val="Header"/>
+    </w:pPr>
+  </w:p>
+</w:hdr>
 </file>
 
 <file path=word/numbering.xml><?xml version="1.0" encoding="utf-8"?>
